--- a/benchmark/outputs/gold/invoice_008_B.docx
+++ b/benchmark/outputs/gold/invoice_008_B.docx
@@ -17,12 +17,15 @@
         <w:autoSpaceDE w:val="0"/>
         <w:widowControl/>
         <w:spacing w:line="244" w:lineRule="exact" w:before="114" w:after="0"/>
-        <w:ind w:left="3024" w:right="3024" w:firstLine="0"/>
+        <w:ind w:firstLine="0"/>
         <w:jc w:val="center"/>
+        <w:pBdr>
+          <w:bottom w:val="single" w:sz="6" w:space="1" w:color="auto"/>
+        </w:pBdr>
       </w:pPr>
       <w:r>
         <w:rPr>
-          <w:rFonts w:ascii="Helvetica" w:hAnsi="Helvetica" w:eastAsia="Helvetica"/>
+          <w:rFonts w:ascii="Arial" w:hAnsi="Arial" w:eastAsia="Helvetica"/>
           <w:b/>
           <w:i w:val="0"/>
           <w:color w:val="1E1E23"/>
@@ -35,7 +38,7 @@
       </w:r>
       <w:r>
         <w:rPr>
-          <w:rFonts w:ascii="Helvetica" w:hAnsi="Helvetica" w:eastAsia="Helvetica"/>
+          <w:rFonts w:ascii="Arial" w:hAnsi="Arial" w:eastAsia="Helvetica"/>
           <w:b w:val="0"/>
           <w:i w:val="0"/>
           <w:color w:val="1E1E23"/>
@@ -48,7 +51,7 @@
       </w:r>
       <w:r>
         <w:rPr>
-          <w:rFonts w:ascii="Helvetica" w:hAnsi="Helvetica" w:eastAsia="Helvetica"/>
+          <w:rFonts w:ascii="Arial" w:hAnsi="Arial" w:eastAsia="Helvetica"/>
           <w:b w:val="0"/>
           <w:i w:val="0"/>
           <w:color w:val="1E1E23"/>
@@ -63,12 +66,12 @@
         <w:autoSpaceDE w:val="0"/>
         <w:widowControl/>
         <w:spacing w:line="252" w:lineRule="exact" w:before="356" w:after="28"/>
-        <w:ind w:left="3744" w:right="3744" w:firstLine="0"/>
+        <w:ind w:firstLine="0"/>
         <w:jc w:val="center"/>
       </w:pPr>
       <w:r>
         <w:rPr>
-          <w:rFonts w:ascii="Helvetica" w:hAnsi="Helvetica" w:eastAsia="Helvetica"/>
+          <w:rFonts w:ascii="Arial" w:hAnsi="Arial" w:eastAsia="Helvetica"/>
           <w:b/>
           <w:i w:val="0"/>
           <w:color w:val="1E1E23"/>
@@ -81,7 +84,7 @@
       </w:r>
       <w:r>
         <w:rPr>
-          <w:rFonts w:ascii="Helvetica" w:hAnsi="Helvetica" w:eastAsia="Helvetica"/>
+          <w:rFonts w:ascii="Arial" w:hAnsi="Arial" w:eastAsia="Helvetica"/>
           <w:b w:val="0"/>
           <w:i w:val="0"/>
           <w:color w:val="1E1E23"/>
@@ -127,7 +130,7 @@
             </w:pPr>
             <w:r>
               <w:rPr>
-                <w:rFonts w:ascii="Courier" w:hAnsi="Courier" w:eastAsia="Courier"/>
+                <w:rFonts w:ascii="Courier New" w:hAnsi="Courier New" w:eastAsia="Courier"/>
                 <w:b w:val="0"/>
                 <w:i w:val="0"/>
                 <w:color w:val="1E1E23"/>
@@ -137,7 +140,7 @@
             </w:r>
             <w:r>
               <w:rPr>
-                <w:rFonts w:ascii="Courier" w:hAnsi="Courier" w:eastAsia="Courier"/>
+                <w:rFonts w:ascii="Courier New" w:hAnsi="Courier New" w:eastAsia="Courier"/>
                 <w:b w:val="0"/>
                 <w:i w:val="0"/>
                 <w:color w:val="1E1E23"/>
@@ -150,7 +153,7 @@
             </w:r>
             <w:r>
               <w:rPr>
-                <w:rFonts w:ascii="Courier" w:hAnsi="Courier" w:eastAsia="Courier"/>
+                <w:rFonts w:ascii="Courier New" w:hAnsi="Courier New" w:eastAsia="Courier"/>
                 <w:b w:val="0"/>
                 <w:i w:val="0"/>
                 <w:color w:val="1E1E23"/>
@@ -163,7 +166,7 @@
             </w:r>
             <w:r>
               <w:rPr>
-                <w:rFonts w:ascii="Courier" w:hAnsi="Courier" w:eastAsia="Courier"/>
+                <w:rFonts w:ascii="Courier New" w:hAnsi="Courier New" w:eastAsia="Courier"/>
                 <w:b w:val="0"/>
                 <w:i w:val="0"/>
                 <w:color w:val="1E1E23"/>
@@ -195,7 +198,7 @@
             </w:pPr>
             <w:r>
               <w:rPr>
-                <w:rFonts w:ascii="Courier" w:hAnsi="Courier" w:eastAsia="Courier"/>
+                <w:rFonts w:ascii="Courier New" w:hAnsi="Courier New" w:eastAsia="Courier"/>
                 <w:b w:val="0"/>
                 <w:i w:val="0"/>
                 <w:color w:val="1E1E23"/>
@@ -205,7 +208,7 @@
             </w:r>
             <w:r>
               <w:rPr>
-                <w:rFonts w:ascii="Courier" w:hAnsi="Courier" w:eastAsia="Courier"/>
+                <w:rFonts w:ascii="Courier New" w:hAnsi="Courier New" w:eastAsia="Courier"/>
                 <w:b w:val="0"/>
                 <w:i w:val="0"/>
                 <w:color w:val="1E1E23"/>
@@ -215,7 +218,7 @@
             </w:r>
             <w:r>
               <w:rPr>
-                <w:rFonts w:ascii="Courier" w:hAnsi="Courier" w:eastAsia="Courier"/>
+                <w:rFonts w:ascii="Courier New" w:hAnsi="Courier New" w:eastAsia="Courier"/>
                 <w:b w:val="0"/>
                 <w:i w:val="0"/>
                 <w:color w:val="1E1E23"/>
@@ -228,7 +231,7 @@
             </w:r>
             <w:r>
               <w:rPr>
-                <w:rFonts w:ascii="Courier" w:hAnsi="Courier" w:eastAsia="Courier"/>
+                <w:rFonts w:ascii="Courier New" w:hAnsi="Courier New" w:eastAsia="Courier"/>
                 <w:b w:val="0"/>
                 <w:i w:val="0"/>
                 <w:color w:val="1E1E23"/>
@@ -265,7 +268,7 @@
             </w:pPr>
             <w:r>
               <w:rPr>
-                <w:rFonts w:ascii="Helvetica" w:hAnsi="Helvetica" w:eastAsia="Helvetica"/>
+                <w:rFonts w:ascii="Arial" w:hAnsi="Arial" w:eastAsia="Helvetica"/>
                 <w:b w:val="0"/>
                 <w:i w:val="0"/>
                 <w:color w:val="1E1E23"/>
@@ -278,7 +281,7 @@
             </w:r>
             <w:r>
               <w:rPr>
-                <w:rFonts w:ascii="Helvetica" w:hAnsi="Helvetica" w:eastAsia="Helvetica"/>
+                <w:rFonts w:ascii="Arial" w:hAnsi="Arial" w:eastAsia="Helvetica"/>
                 <w:b/>
                 <w:i w:val="0"/>
                 <w:color w:val="1E1E23"/>
@@ -310,7 +313,7 @@
             </w:pPr>
             <w:r>
               <w:rPr>
-                <w:rFonts w:ascii="Helvetica" w:hAnsi="Helvetica" w:eastAsia="Helvetica"/>
+                <w:rFonts w:ascii="Arial" w:hAnsi="Arial" w:eastAsia="Helvetica"/>
                 <w:b w:val="0"/>
                 <w:i w:val="0"/>
                 <w:color w:val="1E1E23"/>
@@ -320,7 +323,7 @@
             </w:r>
             <w:r>
               <w:rPr>
-                <w:rFonts w:ascii="Helvetica" w:hAnsi="Helvetica" w:eastAsia="Helvetica"/>
+                <w:rFonts w:ascii="Arial" w:hAnsi="Arial" w:eastAsia="Helvetica"/>
                 <w:b/>
                 <w:i w:val="0"/>
                 <w:color w:val="1E1E23"/>
@@ -338,12 +341,12 @@
         <w:autoSpaceDE w:val="0"/>
         <w:widowControl/>
         <w:spacing w:line="260" w:lineRule="exact" w:before="140" w:after="0"/>
-        <w:ind w:left="3600" w:right="3600" w:firstLine="0"/>
+        <w:ind w:firstLine="0"/>
         <w:jc w:val="center"/>
       </w:pPr>
       <w:r>
         <w:rPr>
-          <w:rFonts w:ascii="Helvetica" w:hAnsi="Helvetica" w:eastAsia="Helvetica"/>
+          <w:rFonts w:ascii="Arial" w:hAnsi="Arial" w:eastAsia="Helvetica"/>
           <w:b w:val="0"/>
           <w:i w:val="0"/>
           <w:color w:val="1E1E23"/>
@@ -356,7 +359,7 @@
       </w:r>
       <w:r>
         <w:rPr>
-          <w:rFonts w:ascii="Helvetica" w:hAnsi="Helvetica" w:eastAsia="Helvetica"/>
+          <w:rFonts w:ascii="Arial" w:hAnsi="Arial" w:eastAsia="Helvetica"/>
           <w:b w:val="0"/>
           <w:i w:val="0"/>
           <w:color w:val="1E1E23"/>
